--- a/일본판/3부/3부_12화_파벌의_문턱.docx
+++ b/일본판/3부/3부_12화_파벌의_문턱.docx
@@ -4372,7 +4372,7 @@
           <w:color w:val="555555"/>
           <w:sz w:val="22"/>
         </w:rPr>
-        <w:t>(二〇三五年。奥浜地方裁判所、第一法廷。傍聴席は満席。後ろの列に、白髪の三浦。膝の上に小さな手帳。証言台に、六十八歳の榊恭平が背を伸ばして立っている。髪は、すっかり白い。弁護人席の三十五歳の早瀬灯は、黒い法服の胸に議員バッジをつけている。)</w:t>
+        <w:t>(二〇三五年。奥浜地方裁判所、第一法廷。傍聴席は満席。後ろの列に、白髪の三浦。膝の上に小さな手帳。証言台に、六十八歳の榊恭平が背を伸ばして立っている。髪は、すっかり白い。弁護人席の三十四歳の早瀬灯は、黒い法服の胸に議員バッジをつけている。)</w:t>
       </w:r>
     </w:p>
     <w:p>
